--- a/RESUME/Anya Bobkoskie Resume.docx
+++ b/RESUME/Anya Bobkoskie Resume.docx
@@ -1,11 +1,11 @@
 
 <file path=word/document.xml><?xml version="1.0" encoding="utf-8"?>
-<w:document xmlns:wpc="http://schemas.microsoft.com/office/word/2010/wordprocessingCanvas" xmlns:cx="http://schemas.microsoft.com/office/drawing/2014/chartex" xmlns:cx1="http://schemas.microsoft.com/office/drawing/2015/9/8/chartex" xmlns:cx2="http://schemas.microsoft.com/office/drawing/2015/10/21/chartex" xmlns:cx3="http://schemas.microsoft.com/office/drawing/2016/5/9/chartex" xmlns:cx4="http://schemas.microsoft.com/office/drawing/2016/5/10/chartex" xmlns:cx5="http://schemas.microsoft.com/office/drawing/2016/5/11/chartex" xmlns:cx6="http://schemas.microsoft.com/office/drawing/2016/5/12/chartex" xmlns:cx7="http://schemas.microsoft.com/office/drawing/2016/5/13/chartex" xmlns:cx8="http://schemas.microsoft.com/office/drawing/2016/5/14/chartex" xmlns:mc="http://schemas.openxmlformats.org/markup-compatibility/2006" xmlns:aink="http://schemas.microsoft.com/office/drawing/2016/ink" xmlns:am3d="http://schemas.microsoft.com/office/drawing/2017/model3d" xmlns:o="urn:schemas-microsoft-com:office:office" xmlns:oel="http://schemas.microsoft.com/office/2019/extlst" xmlns:r="http://schemas.openxmlformats.org/officeDocument/2006/relationships" xmlns:m="http://schemas.openxmlformats.org/officeDocument/2006/math" xmlns:v="urn:schemas-microsoft-com:vml" xmlns:wp14="http://schemas.microsoft.com/office/word/2010/wordprocessingDrawing" xmlns:wp="http://schemas.openxmlformats.org/drawingml/2006/wordprocessingDrawing" xmlns:w10="urn:schemas-microsoft-com:office:word" xmlns:w="http://schemas.openxmlformats.org/wordprocessingml/2006/main" xmlns:w14="http://schemas.microsoft.com/office/word/2010/wordml" xmlns:w15="http://schemas.microsoft.com/office/word/2012/wordml" xmlns:w16cex="http://schemas.microsoft.com/office/word/2018/wordml/cex" xmlns:w16cid="http://schemas.microsoft.com/office/word/2016/wordml/cid" xmlns:w16="http://schemas.microsoft.com/office/word/2018/wordml" xmlns:w16du="http://schemas.microsoft.com/office/word/2023/wordml/word16du" xmlns:w16sdtdh="http://schemas.microsoft.com/office/word/2020/wordml/sdtdatahash" xmlns:w16se="http://schemas.microsoft.com/office/word/2015/wordml/symex" xmlns:wpg="http://schemas.microsoft.com/office/word/2010/wordprocessingGroup" xmlns:wpi="http://schemas.microsoft.com/office/word/2010/wordprocessingInk" xmlns:wne="http://schemas.microsoft.com/office/word/2006/wordml" xmlns:wps="http://schemas.microsoft.com/office/word/2010/wordprocessingShape" mc:Ignorable="w14 w15 w16se w16cid w16 w16cex w16sdtdh w16du wp14">
+<w:document xmlns:wpc="http://schemas.microsoft.com/office/word/2010/wordprocessingCanvas" xmlns:cx="http://schemas.microsoft.com/office/drawing/2014/chartex" xmlns:cx1="http://schemas.microsoft.com/office/drawing/2015/9/8/chartex" xmlns:cx2="http://schemas.microsoft.com/office/drawing/2015/10/21/chartex" xmlns:cx3="http://schemas.microsoft.com/office/drawing/2016/5/9/chartex" xmlns:cx4="http://schemas.microsoft.com/office/drawing/2016/5/10/chartex" xmlns:cx5="http://schemas.microsoft.com/office/drawing/2016/5/11/chartex" xmlns:cx6="http://schemas.microsoft.com/office/drawing/2016/5/12/chartex" xmlns:cx7="http://schemas.microsoft.com/office/drawing/2016/5/13/chartex" xmlns:cx8="http://schemas.microsoft.com/office/drawing/2016/5/14/chartex" xmlns:mc="http://schemas.openxmlformats.org/markup-compatibility/2006" xmlns:aink="http://schemas.microsoft.com/office/drawing/2016/ink" xmlns:am3d="http://schemas.microsoft.com/office/drawing/2017/model3d" xmlns:o="urn:schemas-microsoft-com:office:office" xmlns:oel="http://schemas.microsoft.com/office/2019/extlst" xmlns:r="http://schemas.openxmlformats.org/officeDocument/2006/relationships" xmlns:m="http://schemas.openxmlformats.org/officeDocument/2006/math" xmlns:v="urn:schemas-microsoft-com:vml" xmlns:wp14="http://schemas.microsoft.com/office/word/2010/wordprocessingDrawing" xmlns:wp="http://schemas.openxmlformats.org/drawingml/2006/wordprocessingDrawing" xmlns:w10="urn:schemas-microsoft-com:office:word" xmlns:w="http://schemas.openxmlformats.org/wordprocessingml/2006/main" xmlns:w14="http://schemas.microsoft.com/office/word/2010/wordml" xmlns:w15="http://schemas.microsoft.com/office/word/2012/wordml" xmlns:w16cex="http://schemas.microsoft.com/office/word/2018/wordml/cex" xmlns:w16cid="http://schemas.microsoft.com/office/word/2016/wordml/cid" xmlns:w16="http://schemas.microsoft.com/office/word/2018/wordml" xmlns:w16du="http://schemas.microsoft.com/office/word/2023/wordml/word16du" xmlns:w16sdtdh="http://schemas.microsoft.com/office/word/2020/wordml/sdtdatahash" xmlns:w16sdtfl="http://schemas.microsoft.com/office/word/2024/wordml/sdtformatlock" xmlns:w16se="http://schemas.microsoft.com/office/word/2015/wordml/symex" xmlns:wpg="http://schemas.microsoft.com/office/word/2010/wordprocessingGroup" xmlns:wpi="http://schemas.microsoft.com/office/word/2010/wordprocessingInk" xmlns:wne="http://schemas.microsoft.com/office/word/2006/wordml" xmlns:wps="http://schemas.microsoft.com/office/word/2010/wordprocessingShape" mc:Ignorable="w14 w15 w16se w16cid w16 w16cex w16sdtdh w16sdtfl w16du wp14">
   <w:body>
     <w:tbl>
       <w:tblPr>
         <w:tblStyle w:val="TableGrid"/>
-        <w:tblW w:w="0" w:type="auto"/>
+        <w:tblW w:w="10890" w:type="dxa"/>
         <w:tblBorders>
           <w:top w:val="none" w:sz="0" w:space="0" w:color="auto"/>
           <w:left w:val="none" w:sz="0" w:space="0" w:color="auto"/>
@@ -18,7 +18,7 @@
       </w:tblPr>
       <w:tblGrid>
         <w:gridCol w:w="5940"/>
-        <w:gridCol w:w="4860"/>
+        <w:gridCol w:w="4950"/>
       </w:tblGrid>
       <w:tr>
         <w:tc>
@@ -80,7 +80,7 @@
         </w:tc>
         <w:tc>
           <w:tcPr>
-            <w:tcW w:w="4860" w:type="dxa"/>
+            <w:tcW w:w="4950" w:type="dxa"/>
           </w:tcPr>
           <w:p>
             <w:pPr>
@@ -97,7 +97,25 @@
                 <w:color w:val="000000"/>
                 <w:sz w:val="20"/>
               </w:rPr>
-              <w:t xml:space="preserve">                         </w:t>
+              <w:t xml:space="preserve">                        </w:t>
+            </w:r>
+            <w:r>
+              <w:rPr>
+                <w:rFonts w:ascii="Arial" w:hAnsi="Arial" w:cs="Arial"/>
+                <w:b/>
+                <w:color w:val="000000"/>
+                <w:sz w:val="20"/>
+              </w:rPr>
+              <w:t xml:space="preserve">  </w:t>
+            </w:r>
+            <w:r>
+              <w:rPr>
+                <w:rFonts w:ascii="Arial" w:hAnsi="Arial" w:cs="Arial"/>
+                <w:b/>
+                <w:color w:val="000000"/>
+                <w:sz w:val="20"/>
+              </w:rPr>
+              <w:t xml:space="preserve"> </w:t>
             </w:r>
             <w:r>
               <w:rPr>
@@ -161,7 +179,7 @@
         </w:tc>
         <w:tc>
           <w:tcPr>
-            <w:tcW w:w="4860" w:type="dxa"/>
+            <w:tcW w:w="4950" w:type="dxa"/>
           </w:tcPr>
           <w:p>
             <w:pPr>
@@ -180,7 +198,25 @@
                 <w:color w:val="000000"/>
                 <w:sz w:val="20"/>
               </w:rPr>
-              <w:t xml:space="preserve">                         </w:t>
+              <w:t xml:space="preserve">                        </w:t>
+            </w:r>
+            <w:r>
+              <w:rPr>
+                <w:rFonts w:ascii="Arial" w:hAnsi="Arial" w:cs="Arial"/>
+                <w:b/>
+                <w:color w:val="000000"/>
+                <w:sz w:val="20"/>
+              </w:rPr>
+              <w:t xml:space="preserve">  </w:t>
+            </w:r>
+            <w:r>
+              <w:rPr>
+                <w:rFonts w:ascii="Arial" w:hAnsi="Arial" w:cs="Arial"/>
+                <w:b/>
+                <w:color w:val="000000"/>
+                <w:sz w:val="20"/>
+              </w:rPr>
+              <w:t xml:space="preserve"> </w:t>
             </w:r>
             <w:r>
               <w:rPr>
@@ -244,7 +280,7 @@
         </w:tc>
         <w:tc>
           <w:tcPr>
-            <w:tcW w:w="4860" w:type="dxa"/>
+            <w:tcW w:w="4950" w:type="dxa"/>
           </w:tcPr>
           <w:p>
             <w:pPr>
@@ -338,7 +374,7 @@
     <w:tbl>
       <w:tblPr>
         <w:tblStyle w:val="TableGrid"/>
-        <w:tblW w:w="9630" w:type="dxa"/>
+        <w:tblW w:w="10890" w:type="dxa"/>
         <w:tblBorders>
           <w:top w:val="none" w:sz="0" w:space="0" w:color="auto"/>
           <w:left w:val="none" w:sz="0" w:space="0" w:color="auto"/>
@@ -351,13 +387,13 @@
         <w:tblLook w:val="04A0" w:firstRow="1" w:lastRow="0" w:firstColumn="1" w:lastColumn="0" w:noHBand="0" w:noVBand="1"/>
       </w:tblPr>
       <w:tblGrid>
-        <w:gridCol w:w="1710"/>
-        <w:gridCol w:w="7920"/>
+        <w:gridCol w:w="1530"/>
+        <w:gridCol w:w="9360"/>
       </w:tblGrid>
       <w:tr>
         <w:tc>
           <w:tcPr>
-            <w:tcW w:w="1710" w:type="dxa"/>
+            <w:tcW w:w="1530" w:type="dxa"/>
             <w:tcBorders>
               <w:top w:val="double" w:sz="4" w:space="0" w:color="auto"/>
               <w:bottom w:val="double" w:sz="4" w:space="0" w:color="auto"/>
@@ -399,7 +435,7 @@
         </w:tc>
         <w:tc>
           <w:tcPr>
-            <w:tcW w:w="7920" w:type="dxa"/>
+            <w:tcW w:w="9360" w:type="dxa"/>
             <w:tcBorders>
               <w:top w:val="double" w:sz="4" w:space="0" w:color="auto"/>
               <w:bottom w:val="double" w:sz="4" w:space="0" w:color="auto"/>
@@ -516,7 +552,7 @@
       <w:tr>
         <w:tc>
           <w:tcPr>
-            <w:tcW w:w="1710" w:type="dxa"/>
+            <w:tcW w:w="1530" w:type="dxa"/>
             <w:tcBorders>
               <w:top w:val="double" w:sz="4" w:space="0" w:color="auto"/>
               <w:bottom w:val="double" w:sz="4" w:space="0" w:color="auto"/>
@@ -540,7 +576,7 @@
                 <w:color w:val="000000"/>
                 <w:sz w:val="20"/>
               </w:rPr>
-              <w:t>RELATED</w:t>
+              <w:t>CORE</w:t>
             </w:r>
             <w:r>
               <w:rPr>
@@ -560,13 +596,13 @@
                 <w:color w:val="000000"/>
                 <w:sz w:val="20"/>
               </w:rPr>
-              <w:t>COURSEWORK</w:t>
+              <w:t>STUDIES</w:t>
             </w:r>
           </w:p>
         </w:tc>
         <w:tc>
           <w:tcPr>
-            <w:tcW w:w="7920" w:type="dxa"/>
+            <w:tcW w:w="9360" w:type="dxa"/>
             <w:tcBorders>
               <w:top w:val="double" w:sz="4" w:space="0" w:color="auto"/>
               <w:bottom w:val="double" w:sz="4" w:space="0" w:color="auto"/>
@@ -576,8 +612,8 @@
             <w:pPr>
               <w:jc w:val="both"/>
               <w:rPr>
-                <w:rFonts w:ascii="Arial" w:hAnsi="Arial" w:cs="Arial"/>
-                <w:color w:val="000000"/>
+                <w:rStyle w:val="Hyperlink"/>
+                <w:rFonts w:ascii="Arial" w:hAnsi="Arial" w:cs="Arial"/>
                 <w:sz w:val="20"/>
               </w:rPr>
             </w:pPr>
@@ -587,105 +623,66 @@
                 <w:color w:val="000000"/>
                 <w:sz w:val="20"/>
               </w:rPr>
-              <w:t>Core I: Biomechanics &amp; Sensing (Fall 2023)</w:t>
+              <w:t>Core II: Materials &amp; Transport (Spring 2023)</w:t>
+            </w:r>
+            <w:r>
+              <w:rPr>
+                <w:rFonts w:ascii="Arial" w:hAnsi="Arial" w:cs="Arial"/>
+                <w:color w:val="000000"/>
+                <w:sz w:val="20"/>
+              </w:rPr>
+              <w:t xml:space="preserve">: </w:t>
+            </w:r>
+            <w:r>
+              <w:rPr>
+                <w:rFonts w:ascii="Arial" w:hAnsi="Arial" w:cs="Arial"/>
+                <w:color w:val="000000"/>
+                <w:sz w:val="20"/>
+              </w:rPr>
+              <w:fldChar w:fldCharType="begin"/>
+            </w:r>
+            <w:r>
+              <w:rPr>
+                <w:rFonts w:ascii="Arial" w:hAnsi="Arial" w:cs="Arial"/>
+                <w:color w:val="000000"/>
+                <w:sz w:val="20"/>
+              </w:rPr>
+              <w:instrText>HYPERLINK "https://anyabob.github.io/BME/PROJECTS/Analysis_CaCl2_Ratios_Pre_Crosslinked_Sodium_Alginate_Bioinks.pdf"</w:instrText>
+            </w:r>
+            <w:r>
+              <w:rPr>
+                <w:rFonts w:ascii="Arial" w:hAnsi="Arial" w:cs="Arial"/>
+                <w:color w:val="000000"/>
+                <w:sz w:val="20"/>
+              </w:rPr>
+            </w:r>
+            <w:r>
+              <w:rPr>
+                <w:rFonts w:ascii="Arial" w:hAnsi="Arial" w:cs="Arial"/>
+                <w:color w:val="000000"/>
+                <w:sz w:val="20"/>
+              </w:rPr>
+              <w:fldChar w:fldCharType="separate"/>
+            </w:r>
+            <w:r>
+              <w:rPr>
+                <w:rStyle w:val="Hyperlink"/>
+                <w:rFonts w:ascii="Arial" w:hAnsi="Arial" w:cs="Arial"/>
+                <w:sz w:val="20"/>
+              </w:rPr>
+              <w:t>Link to Course Project</w:t>
             </w:r>
           </w:p>
           <w:p>
             <w:pPr>
-              <w:numPr>
-                <w:ilvl w:val="0"/>
-                <w:numId w:val="22"/>
-              </w:numPr>
-              <w:ind w:left="360"/>
+              <w:spacing w:line="120" w:lineRule="auto"/>
               <w:jc w:val="both"/>
               <w:rPr>
-                <w:rFonts w:ascii="Arial" w:hAnsi="Arial" w:cs="Arial"/>
-                <w:color w:val="000000"/>
+                <w:rStyle w:val="Hyperlink"/>
+                <w:rFonts w:ascii="Arial" w:hAnsi="Arial" w:cs="Arial"/>
                 <w:sz w:val="20"/>
               </w:rPr>
             </w:pPr>
-            <w:r>
-              <w:rPr>
-                <w:rFonts w:ascii="Arial" w:hAnsi="Arial" w:cs="Arial"/>
-                <w:color w:val="000000"/>
-                <w:sz w:val="20"/>
-              </w:rPr>
-              <w:t>Applied mechanical principles to biological systems, analyzing forces, motion, and tissue properties.</w:t>
-            </w:r>
-          </w:p>
-          <w:p>
-            <w:pPr>
-              <w:numPr>
-                <w:ilvl w:val="0"/>
-                <w:numId w:val="22"/>
-              </w:numPr>
-              <w:ind w:left="360"/>
-              <w:jc w:val="both"/>
-              <w:rPr>
-                <w:rFonts w:ascii="Arial" w:hAnsi="Arial" w:cs="Arial"/>
-                <w:color w:val="000000"/>
-                <w:sz w:val="20"/>
-              </w:rPr>
-            </w:pPr>
-            <w:r>
-              <w:rPr>
-                <w:rFonts w:ascii="Arial" w:hAnsi="Arial" w:cs="Arial"/>
-                <w:color w:val="000000"/>
-                <w:sz w:val="20"/>
-              </w:rPr>
-              <w:t>Gained hands-on experience with ECG data collection, signal filtering, noise reduction, and feature extraction.</w:t>
-            </w:r>
-          </w:p>
-          <w:p>
-            <w:pPr>
-              <w:numPr>
-                <w:ilvl w:val="0"/>
-                <w:numId w:val="22"/>
-              </w:numPr>
-              <w:ind w:left="360"/>
-              <w:jc w:val="both"/>
-              <w:rPr>
-                <w:rFonts w:ascii="Arial" w:hAnsi="Arial" w:cs="Arial"/>
-                <w:color w:val="000000"/>
-                <w:sz w:val="20"/>
-              </w:rPr>
-            </w:pPr>
-            <w:r>
-              <w:rPr>
-                <w:rFonts w:ascii="Arial" w:hAnsi="Arial" w:cs="Arial"/>
-                <w:color w:val="000000"/>
-                <w:sz w:val="20"/>
-              </w:rPr>
-              <w:t>Analyzed ECG data using Python libraries (NumPy, SciPy, Pandas).</w:t>
-            </w:r>
-          </w:p>
-          <w:p>
-            <w:pPr>
-              <w:jc w:val="both"/>
-              <w:rPr>
-                <w:rFonts w:ascii="Arial" w:hAnsi="Arial" w:cs="Arial"/>
-                <w:color w:val="000000"/>
-                <w:sz w:val="20"/>
-              </w:rPr>
-            </w:pPr>
-          </w:p>
-          <w:p>
-            <w:pPr>
-              <w:jc w:val="both"/>
-              <w:rPr>
-                <w:rFonts w:ascii="Arial" w:hAnsi="Arial" w:cs="Arial"/>
-                <w:color w:val="000000"/>
-                <w:sz w:val="20"/>
-              </w:rPr>
-            </w:pPr>
-            <w:r>
-              <w:rPr>
-                <w:rFonts w:ascii="Arial" w:hAnsi="Arial" w:cs="Arial"/>
-                <w:color w:val="000000"/>
-                <w:sz w:val="20"/>
-              </w:rPr>
-              <w:t>Core II: Materials &amp; Transport (Spring 2023)</w:t>
-            </w:r>
           </w:p>
           <w:p>
             <w:pPr>
@@ -709,6 +706,14 @@
                 <w:color w:val="000000"/>
                 <w:sz w:val="20"/>
               </w:rPr>
+              <w:fldChar w:fldCharType="end"/>
+            </w:r>
+            <w:r>
+              <w:rPr>
+                <w:rFonts w:ascii="Arial" w:hAnsi="Arial" w:cs="Arial"/>
+                <w:color w:val="000000"/>
+                <w:sz w:val="20"/>
+              </w:rPr>
               <w:t>Studied biocompatibility, durability, and mechanical strength of materials used in medical devices.</w:t>
             </w:r>
           </w:p>
@@ -759,7 +764,23 @@
                 <w:color w:val="000000"/>
                 <w:sz w:val="20"/>
               </w:rPr>
-              <w:t>Tested material properties, simulated transport scenarios, and evaluated medical device performance in laboratory exercises.</w:t>
+              <w:t>Tested</w:t>
+            </w:r>
+            <w:r>
+              <w:rPr>
+                <w:rFonts w:ascii="Arial" w:hAnsi="Arial" w:cs="Arial"/>
+                <w:color w:val="000000"/>
+                <w:sz w:val="20"/>
+              </w:rPr>
+              <w:t xml:space="preserve"> </w:t>
+            </w:r>
+            <w:r>
+              <w:rPr>
+                <w:rFonts w:ascii="Arial" w:hAnsi="Arial" w:cs="Arial"/>
+                <w:color w:val="000000"/>
+                <w:sz w:val="20"/>
+              </w:rPr>
+              <w:t>material properties, simulated transport scenarios, and evaluated medical device performance in laboratory exercises.</w:t>
             </w:r>
           </w:p>
           <w:p>
@@ -786,9 +807,99 @@
           </w:p>
           <w:p>
             <w:pPr>
+              <w:jc w:val="both"/>
+              <w:rPr>
+                <w:rFonts w:ascii="Arial" w:hAnsi="Arial" w:cs="Arial"/>
+                <w:color w:val="000000"/>
+                <w:sz w:val="20"/>
+              </w:rPr>
+            </w:pPr>
+          </w:p>
+          <w:p>
+            <w:pPr>
+              <w:jc w:val="both"/>
+              <w:rPr>
+                <w:rFonts w:ascii="Arial" w:hAnsi="Arial" w:cs="Arial"/>
+                <w:color w:val="000000"/>
+                <w:sz w:val="20"/>
+              </w:rPr>
+            </w:pPr>
+            <w:r>
+              <w:rPr>
+                <w:rFonts w:ascii="Arial" w:hAnsi="Arial" w:cs="Arial"/>
+                <w:color w:val="000000"/>
+                <w:sz w:val="20"/>
+              </w:rPr>
+              <w:t xml:space="preserve">Core III: </w:t>
+            </w:r>
+            <w:r>
+              <w:rPr>
+                <w:rFonts w:ascii="Arial" w:hAnsi="Arial" w:cs="Arial"/>
+                <w:color w:val="000000"/>
+                <w:sz w:val="20"/>
+              </w:rPr>
+              <w:t>Systems and Signals</w:t>
+            </w:r>
+            <w:r>
+              <w:rPr>
+                <w:rFonts w:ascii="Arial" w:hAnsi="Arial" w:cs="Arial"/>
+                <w:color w:val="000000"/>
+                <w:sz w:val="20"/>
+              </w:rPr>
+              <w:t xml:space="preserve"> (Fall 202</w:t>
+            </w:r>
+            <w:r>
+              <w:rPr>
+                <w:rFonts w:ascii="Arial" w:hAnsi="Arial" w:cs="Arial"/>
+                <w:color w:val="000000"/>
+                <w:sz w:val="20"/>
+              </w:rPr>
+              <w:t>4</w:t>
+            </w:r>
+            <w:r>
+              <w:rPr>
+                <w:rFonts w:ascii="Arial" w:hAnsi="Arial" w:cs="Arial"/>
+                <w:color w:val="000000"/>
+                <w:sz w:val="20"/>
+              </w:rPr>
+              <w:t>)</w:t>
+            </w:r>
+            <w:r>
+              <w:rPr>
+                <w:rFonts w:ascii="Arial" w:hAnsi="Arial" w:cs="Arial"/>
+                <w:color w:val="000000"/>
+                <w:sz w:val="20"/>
+              </w:rPr>
+              <w:t xml:space="preserve">: </w:t>
+            </w:r>
+            <w:hyperlink r:id="rId9" w:history="1">
+              <w:r>
+                <w:rPr>
+                  <w:rStyle w:val="Hyperlink"/>
+                  <w:rFonts w:ascii="Arial" w:hAnsi="Arial" w:cs="Arial"/>
+                  <w:sz w:val="20"/>
+                </w:rPr>
+                <w:t>Link to Course Project</w:t>
+              </w:r>
+            </w:hyperlink>
+          </w:p>
+          <w:p>
+            <w:pPr>
+              <w:spacing w:line="120" w:lineRule="auto"/>
+              <w:jc w:val="both"/>
+              <w:rPr>
+                <w:rFonts w:ascii="Arial" w:hAnsi="Arial" w:cs="Arial"/>
+                <w:color w:val="000000"/>
+                <w:sz w:val="20"/>
+              </w:rPr>
+            </w:pPr>
+          </w:p>
+          <w:p>
+            <w:pPr>
+              <w:pStyle w:val="ListParagraph"/>
               <w:numPr>
                 <w:ilvl w:val="0"/>
-                <w:numId w:val="23"/>
+                <w:numId w:val="28"/>
               </w:numPr>
               <w:jc w:val="both"/>
               <w:rPr>
@@ -803,7 +914,53 @@
                 <w:color w:val="000000"/>
                 <w:sz w:val="20"/>
               </w:rPr>
-              <w:t>https://github.com/anyabob/BME/blob/main/PROJECTS/Analysis_CaCl2_Ratios_Pre_Crosslinked_Sodium_Alginate_Bioinks.pdf</w:t>
+              <w:t>Developed and evaluated low-pass, high-pass, and band-pass filters using frequency and impulse response analysis for a variety of real-world applications. This process incorporated both visual and mathematical modeling techniques.</w:t>
+            </w:r>
+          </w:p>
+          <w:p>
+            <w:pPr>
+              <w:pStyle w:val="ListParagraph"/>
+              <w:numPr>
+                <w:ilvl w:val="0"/>
+                <w:numId w:val="28"/>
+              </w:numPr>
+              <w:jc w:val="both"/>
+              <w:rPr>
+                <w:rFonts w:ascii="Arial" w:hAnsi="Arial" w:cs="Arial"/>
+                <w:color w:val="000000"/>
+                <w:sz w:val="20"/>
+              </w:rPr>
+            </w:pPr>
+            <w:r>
+              <w:rPr>
+                <w:rFonts w:ascii="Arial" w:hAnsi="Arial" w:cs="Arial"/>
+                <w:color w:val="000000"/>
+                <w:sz w:val="20"/>
+              </w:rPr>
+              <w:t>Detected and mitigated signal impurities, including noise and artifacts introduced by electrical biosignals. Identified key signal properties such as periodicity, continuity, linearity, and time invariance.</w:t>
+            </w:r>
+          </w:p>
+          <w:p>
+            <w:pPr>
+              <w:pStyle w:val="ListParagraph"/>
+              <w:numPr>
+                <w:ilvl w:val="0"/>
+                <w:numId w:val="28"/>
+              </w:numPr>
+              <w:jc w:val="both"/>
+              <w:rPr>
+                <w:rFonts w:ascii="Arial" w:hAnsi="Arial" w:cs="Arial"/>
+                <w:color w:val="000000"/>
+                <w:sz w:val="20"/>
+              </w:rPr>
+            </w:pPr>
+            <w:r>
+              <w:rPr>
+                <w:rFonts w:ascii="Arial" w:hAnsi="Arial" w:cs="Arial"/>
+                <w:color w:val="000000"/>
+                <w:sz w:val="20"/>
+              </w:rPr>
+              <w:t>Engineered an analysis pipeline to estimate autonomic nervous system activity from ECG signal data captured by a wearable sensor. Conducted comprehensive data analysis utilizing Python, NumPy, SciPy, and Pandas.</w:t>
             </w:r>
           </w:p>
           <w:p>
@@ -822,7 +979,7 @@
       <w:tr>
         <w:tc>
           <w:tcPr>
-            <w:tcW w:w="1710" w:type="dxa"/>
+            <w:tcW w:w="1530" w:type="dxa"/>
             <w:tcBorders>
               <w:top w:val="double" w:sz="4" w:space="0" w:color="auto"/>
               <w:bottom w:val="double" w:sz="4" w:space="0" w:color="auto"/>
@@ -852,7 +1009,7 @@
         </w:tc>
         <w:tc>
           <w:tcPr>
-            <w:tcW w:w="7920" w:type="dxa"/>
+            <w:tcW w:w="9360" w:type="dxa"/>
             <w:tcBorders>
               <w:top w:val="double" w:sz="4" w:space="0" w:color="auto"/>
               <w:bottom w:val="double" w:sz="4" w:space="0" w:color="auto"/>
@@ -1122,7 +1279,7 @@
           </w:p>
           <w:p>
             <w:pPr>
-              <w:contextualSpacing/>
+              <w:spacing w:line="120" w:lineRule="auto"/>
               <w:jc w:val="both"/>
               <w:rPr>
                 <w:rFonts w:ascii="Arial" w:hAnsi="Arial" w:cs="Arial"/>
@@ -1130,13 +1287,21 @@
                 <w:sz w:val="20"/>
               </w:rPr>
             </w:pPr>
+            <w:r>
+              <w:rPr>
+                <w:rFonts w:ascii="Arial" w:hAnsi="Arial" w:cs="Arial"/>
+                <w:color w:val="000000"/>
+                <w:sz w:val="20"/>
+              </w:rPr>
+              <w:t xml:space="preserve"> </w:t>
+            </w:r>
           </w:p>
         </w:tc>
       </w:tr>
       <w:tr>
         <w:tc>
           <w:tcPr>
-            <w:tcW w:w="1710" w:type="dxa"/>
+            <w:tcW w:w="1530" w:type="dxa"/>
             <w:tcBorders>
               <w:top w:val="double" w:sz="4" w:space="0" w:color="auto"/>
             </w:tcBorders>
@@ -1207,7 +1372,7 @@
         </w:tc>
         <w:tc>
           <w:tcPr>
-            <w:tcW w:w="7920" w:type="dxa"/>
+            <w:tcW w:w="9360" w:type="dxa"/>
             <w:tcBorders>
               <w:top w:val="double" w:sz="4" w:space="0" w:color="auto"/>
             </w:tcBorders>
@@ -1505,7 +1670,7 @@
           </w:p>
           <w:p>
             <w:pPr>
-              <w:contextualSpacing/>
+              <w:spacing w:line="120" w:lineRule="auto"/>
               <w:jc w:val="both"/>
               <w:rPr>
                 <w:rFonts w:ascii="Arial" w:hAnsi="Arial" w:cs="Arial"/>
@@ -1513,6 +1678,14 @@
                 <w:sz w:val="20"/>
               </w:rPr>
             </w:pPr>
+            <w:r>
+              <w:rPr>
+                <w:rFonts w:ascii="Arial" w:hAnsi="Arial" w:cs="Arial"/>
+                <w:color w:val="000000"/>
+                <w:sz w:val="20"/>
+              </w:rPr>
+              <w:t xml:space="preserve"> </w:t>
+            </w:r>
           </w:p>
           <w:p>
             <w:pPr>
@@ -1989,10 +2162,10 @@
       </w:pPr>
     </w:p>
     <w:sectPr>
-      <w:headerReference w:type="even" r:id="rId9"/>
-      <w:headerReference w:type="default" r:id="rId10"/>
-      <w:footerReference w:type="even" r:id="rId11"/>
-      <w:footerReference w:type="default" r:id="rId12"/>
+      <w:headerReference w:type="even" r:id="rId10"/>
+      <w:headerReference w:type="default" r:id="rId11"/>
+      <w:footerReference w:type="even" r:id="rId12"/>
+      <w:footerReference w:type="default" r:id="rId13"/>
       <w:footnotePr>
         <w:numFmt w:val="lowerLetter"/>
       </w:footnotePr>
@@ -2010,7 +2183,7 @@
 </file>
 
 <file path=word/endnotes.xml><?xml version="1.0" encoding="utf-8"?>
-<w:endnotes xmlns:wpc="http://schemas.microsoft.com/office/word/2010/wordprocessingCanvas" xmlns:cx="http://schemas.microsoft.com/office/drawing/2014/chartex" xmlns:cx1="http://schemas.microsoft.com/office/drawing/2015/9/8/chartex" xmlns:cx2="http://schemas.microsoft.com/office/drawing/2015/10/21/chartex" xmlns:cx3="http://schemas.microsoft.com/office/drawing/2016/5/9/chartex" xmlns:cx4="http://schemas.microsoft.com/office/drawing/2016/5/10/chartex" xmlns:cx5="http://schemas.microsoft.com/office/drawing/2016/5/11/chartex" xmlns:cx6="http://schemas.microsoft.com/office/drawing/2016/5/12/chartex" xmlns:cx7="http://schemas.microsoft.com/office/drawing/2016/5/13/chartex" xmlns:cx8="http://schemas.microsoft.com/office/drawing/2016/5/14/chartex" xmlns:mc="http://schemas.openxmlformats.org/markup-compatibility/2006" xmlns:aink="http://schemas.microsoft.com/office/drawing/2016/ink" xmlns:am3d="http://schemas.microsoft.com/office/drawing/2017/model3d" xmlns:o="urn:schemas-microsoft-com:office:office" xmlns:oel="http://schemas.microsoft.com/office/2019/extlst" xmlns:r="http://schemas.openxmlformats.org/officeDocument/2006/relationships" xmlns:m="http://schemas.openxmlformats.org/officeDocument/2006/math" xmlns:v="urn:schemas-microsoft-com:vml" xmlns:wp14="http://schemas.microsoft.com/office/word/2010/wordprocessingDrawing" xmlns:wp="http://schemas.openxmlformats.org/drawingml/2006/wordprocessingDrawing" xmlns:w10="urn:schemas-microsoft-com:office:word" xmlns:w="http://schemas.openxmlformats.org/wordprocessingml/2006/main" xmlns:w14="http://schemas.microsoft.com/office/word/2010/wordml" xmlns:w15="http://schemas.microsoft.com/office/word/2012/wordml" xmlns:w16cex="http://schemas.microsoft.com/office/word/2018/wordml/cex" xmlns:w16cid="http://schemas.microsoft.com/office/word/2016/wordml/cid" xmlns:w16="http://schemas.microsoft.com/office/word/2018/wordml" xmlns:w16du="http://schemas.microsoft.com/office/word/2023/wordml/word16du" xmlns:w16sdtdh="http://schemas.microsoft.com/office/word/2020/wordml/sdtdatahash" xmlns:w16se="http://schemas.microsoft.com/office/word/2015/wordml/symex" xmlns:wpg="http://schemas.microsoft.com/office/word/2010/wordprocessingGroup" xmlns:wpi="http://schemas.microsoft.com/office/word/2010/wordprocessingInk" xmlns:wne="http://schemas.microsoft.com/office/word/2006/wordml" xmlns:wps="http://schemas.microsoft.com/office/word/2010/wordprocessingShape" mc:Ignorable="w14 w15 w16se w16cid w16 w16cex w16sdtdh w16du wp14">
+<w:endnotes xmlns:wpc="http://schemas.microsoft.com/office/word/2010/wordprocessingCanvas" xmlns:cx="http://schemas.microsoft.com/office/drawing/2014/chartex" xmlns:cx1="http://schemas.microsoft.com/office/drawing/2015/9/8/chartex" xmlns:cx2="http://schemas.microsoft.com/office/drawing/2015/10/21/chartex" xmlns:cx3="http://schemas.microsoft.com/office/drawing/2016/5/9/chartex" xmlns:cx4="http://schemas.microsoft.com/office/drawing/2016/5/10/chartex" xmlns:cx5="http://schemas.microsoft.com/office/drawing/2016/5/11/chartex" xmlns:cx6="http://schemas.microsoft.com/office/drawing/2016/5/12/chartex" xmlns:cx7="http://schemas.microsoft.com/office/drawing/2016/5/13/chartex" xmlns:cx8="http://schemas.microsoft.com/office/drawing/2016/5/14/chartex" xmlns:mc="http://schemas.openxmlformats.org/markup-compatibility/2006" xmlns:aink="http://schemas.microsoft.com/office/drawing/2016/ink" xmlns:am3d="http://schemas.microsoft.com/office/drawing/2017/model3d" xmlns:o="urn:schemas-microsoft-com:office:office" xmlns:oel="http://schemas.microsoft.com/office/2019/extlst" xmlns:r="http://schemas.openxmlformats.org/officeDocument/2006/relationships" xmlns:m="http://schemas.openxmlformats.org/officeDocument/2006/math" xmlns:v="urn:schemas-microsoft-com:vml" xmlns:wp14="http://schemas.microsoft.com/office/word/2010/wordprocessingDrawing" xmlns:wp="http://schemas.openxmlformats.org/drawingml/2006/wordprocessingDrawing" xmlns:w10="urn:schemas-microsoft-com:office:word" xmlns:w="http://schemas.openxmlformats.org/wordprocessingml/2006/main" xmlns:w14="http://schemas.microsoft.com/office/word/2010/wordml" xmlns:w15="http://schemas.microsoft.com/office/word/2012/wordml" xmlns:w16cex="http://schemas.microsoft.com/office/word/2018/wordml/cex" xmlns:w16cid="http://schemas.microsoft.com/office/word/2016/wordml/cid" xmlns:w16="http://schemas.microsoft.com/office/word/2018/wordml" xmlns:w16du="http://schemas.microsoft.com/office/word/2023/wordml/word16du" xmlns:w16sdtdh="http://schemas.microsoft.com/office/word/2020/wordml/sdtdatahash" xmlns:w16sdtfl="http://schemas.microsoft.com/office/word/2024/wordml/sdtformatlock" xmlns:w16se="http://schemas.microsoft.com/office/word/2015/wordml/symex" xmlns:wpg="http://schemas.microsoft.com/office/word/2010/wordprocessingGroup" xmlns:wpi="http://schemas.microsoft.com/office/word/2010/wordprocessingInk" xmlns:wne="http://schemas.microsoft.com/office/word/2006/wordml" xmlns:wps="http://schemas.microsoft.com/office/word/2010/wordprocessingShape" mc:Ignorable="w14 w15 w16se w16cid w16 w16cex w16sdtdh w16sdtfl w16du wp14">
   <w:endnote w:type="separator" w:id="-1">
     <w:p>
       <w:r>
@@ -2029,7 +2202,7 @@
 </file>
 
 <file path=word/footer1.xml><?xml version="1.0" encoding="utf-8"?>
-<w:ftr xmlns:wpc="http://schemas.microsoft.com/office/word/2010/wordprocessingCanvas" xmlns:cx="http://schemas.microsoft.com/office/drawing/2014/chartex" xmlns:cx1="http://schemas.microsoft.com/office/drawing/2015/9/8/chartex" xmlns:cx2="http://schemas.microsoft.com/office/drawing/2015/10/21/chartex" xmlns:cx3="http://schemas.microsoft.com/office/drawing/2016/5/9/chartex" xmlns:cx4="http://schemas.microsoft.com/office/drawing/2016/5/10/chartex" xmlns:cx5="http://schemas.microsoft.com/office/drawing/2016/5/11/chartex" xmlns:cx6="http://schemas.microsoft.com/office/drawing/2016/5/12/chartex" xmlns:cx7="http://schemas.microsoft.com/office/drawing/2016/5/13/chartex" xmlns:cx8="http://schemas.microsoft.com/office/drawing/2016/5/14/chartex" xmlns:mc="http://schemas.openxmlformats.org/markup-compatibility/2006" xmlns:aink="http://schemas.microsoft.com/office/drawing/2016/ink" xmlns:am3d="http://schemas.microsoft.com/office/drawing/2017/model3d" xmlns:o="urn:schemas-microsoft-com:office:office" xmlns:oel="http://schemas.microsoft.com/office/2019/extlst" xmlns:r="http://schemas.openxmlformats.org/officeDocument/2006/relationships" xmlns:m="http://schemas.openxmlformats.org/officeDocument/2006/math" xmlns:v="urn:schemas-microsoft-com:vml" xmlns:wp14="http://schemas.microsoft.com/office/word/2010/wordprocessingDrawing" xmlns:wp="http://schemas.openxmlformats.org/drawingml/2006/wordprocessingDrawing" xmlns:w10="urn:schemas-microsoft-com:office:word" xmlns:w="http://schemas.openxmlformats.org/wordprocessingml/2006/main" xmlns:w14="http://schemas.microsoft.com/office/word/2010/wordml" xmlns:w15="http://schemas.microsoft.com/office/word/2012/wordml" xmlns:w16cex="http://schemas.microsoft.com/office/word/2018/wordml/cex" xmlns:w16cid="http://schemas.microsoft.com/office/word/2016/wordml/cid" xmlns:w16="http://schemas.microsoft.com/office/word/2018/wordml" xmlns:w16du="http://schemas.microsoft.com/office/word/2023/wordml/word16du" xmlns:w16sdtdh="http://schemas.microsoft.com/office/word/2020/wordml/sdtdatahash" xmlns:w16se="http://schemas.microsoft.com/office/word/2015/wordml/symex" xmlns:wpg="http://schemas.microsoft.com/office/word/2010/wordprocessingGroup" xmlns:wpi="http://schemas.microsoft.com/office/word/2010/wordprocessingInk" xmlns:wne="http://schemas.microsoft.com/office/word/2006/wordml" xmlns:wps="http://schemas.microsoft.com/office/word/2010/wordprocessingShape" mc:Ignorable="w14 w15 w16se w16cid w16 w16cex w16sdtdh w16du wp14">
+<w:ftr xmlns:wpc="http://schemas.microsoft.com/office/word/2010/wordprocessingCanvas" xmlns:cx="http://schemas.microsoft.com/office/drawing/2014/chartex" xmlns:cx1="http://schemas.microsoft.com/office/drawing/2015/9/8/chartex" xmlns:cx2="http://schemas.microsoft.com/office/drawing/2015/10/21/chartex" xmlns:cx3="http://schemas.microsoft.com/office/drawing/2016/5/9/chartex" xmlns:cx4="http://schemas.microsoft.com/office/drawing/2016/5/10/chartex" xmlns:cx5="http://schemas.microsoft.com/office/drawing/2016/5/11/chartex" xmlns:cx6="http://schemas.microsoft.com/office/drawing/2016/5/12/chartex" xmlns:cx7="http://schemas.microsoft.com/office/drawing/2016/5/13/chartex" xmlns:cx8="http://schemas.microsoft.com/office/drawing/2016/5/14/chartex" xmlns:mc="http://schemas.openxmlformats.org/markup-compatibility/2006" xmlns:aink="http://schemas.microsoft.com/office/drawing/2016/ink" xmlns:am3d="http://schemas.microsoft.com/office/drawing/2017/model3d" xmlns:o="urn:schemas-microsoft-com:office:office" xmlns:oel="http://schemas.microsoft.com/office/2019/extlst" xmlns:r="http://schemas.openxmlformats.org/officeDocument/2006/relationships" xmlns:m="http://schemas.openxmlformats.org/officeDocument/2006/math" xmlns:v="urn:schemas-microsoft-com:vml" xmlns:wp14="http://schemas.microsoft.com/office/word/2010/wordprocessingDrawing" xmlns:wp="http://schemas.openxmlformats.org/drawingml/2006/wordprocessingDrawing" xmlns:w10="urn:schemas-microsoft-com:office:word" xmlns:w="http://schemas.openxmlformats.org/wordprocessingml/2006/main" xmlns:w14="http://schemas.microsoft.com/office/word/2010/wordml" xmlns:w15="http://schemas.microsoft.com/office/word/2012/wordml" xmlns:w16cex="http://schemas.microsoft.com/office/word/2018/wordml/cex" xmlns:w16cid="http://schemas.microsoft.com/office/word/2016/wordml/cid" xmlns:w16="http://schemas.microsoft.com/office/word/2018/wordml" xmlns:w16du="http://schemas.microsoft.com/office/word/2023/wordml/word16du" xmlns:w16sdtdh="http://schemas.microsoft.com/office/word/2020/wordml/sdtdatahash" xmlns:w16sdtfl="http://schemas.microsoft.com/office/word/2024/wordml/sdtformatlock" xmlns:w16se="http://schemas.microsoft.com/office/word/2015/wordml/symex" xmlns:wpg="http://schemas.microsoft.com/office/word/2010/wordprocessingGroup" xmlns:wpi="http://schemas.microsoft.com/office/word/2010/wordprocessingInk" xmlns:wne="http://schemas.microsoft.com/office/word/2006/wordml" xmlns:wps="http://schemas.microsoft.com/office/word/2010/wordprocessingShape" mc:Ignorable="w14 w15 w16se w16cid w16 w16cex w16sdtdh w16sdtfl w16du wp14">
   <w:p>
     <w:pPr>
       <w:tabs>
@@ -2043,7 +2216,7 @@
 </file>
 
 <file path=word/footer2.xml><?xml version="1.0" encoding="utf-8"?>
-<w:ftr xmlns:wpc="http://schemas.microsoft.com/office/word/2010/wordprocessingCanvas" xmlns:cx="http://schemas.microsoft.com/office/drawing/2014/chartex" xmlns:cx1="http://schemas.microsoft.com/office/drawing/2015/9/8/chartex" xmlns:cx2="http://schemas.microsoft.com/office/drawing/2015/10/21/chartex" xmlns:cx3="http://schemas.microsoft.com/office/drawing/2016/5/9/chartex" xmlns:cx4="http://schemas.microsoft.com/office/drawing/2016/5/10/chartex" xmlns:cx5="http://schemas.microsoft.com/office/drawing/2016/5/11/chartex" xmlns:cx6="http://schemas.microsoft.com/office/drawing/2016/5/12/chartex" xmlns:cx7="http://schemas.microsoft.com/office/drawing/2016/5/13/chartex" xmlns:cx8="http://schemas.microsoft.com/office/drawing/2016/5/14/chartex" xmlns:mc="http://schemas.openxmlformats.org/markup-compatibility/2006" xmlns:aink="http://schemas.microsoft.com/office/drawing/2016/ink" xmlns:am3d="http://schemas.microsoft.com/office/drawing/2017/model3d" xmlns:o="urn:schemas-microsoft-com:office:office" xmlns:oel="http://schemas.microsoft.com/office/2019/extlst" xmlns:r="http://schemas.openxmlformats.org/officeDocument/2006/relationships" xmlns:m="http://schemas.openxmlformats.org/officeDocument/2006/math" xmlns:v="urn:schemas-microsoft-com:vml" xmlns:wp14="http://schemas.microsoft.com/office/word/2010/wordprocessingDrawing" xmlns:wp="http://schemas.openxmlformats.org/drawingml/2006/wordprocessingDrawing" xmlns:w10="urn:schemas-microsoft-com:office:word" xmlns:w="http://schemas.openxmlformats.org/wordprocessingml/2006/main" xmlns:w14="http://schemas.microsoft.com/office/word/2010/wordml" xmlns:w15="http://schemas.microsoft.com/office/word/2012/wordml" xmlns:w16cex="http://schemas.microsoft.com/office/word/2018/wordml/cex" xmlns:w16cid="http://schemas.microsoft.com/office/word/2016/wordml/cid" xmlns:w16="http://schemas.microsoft.com/office/word/2018/wordml" xmlns:w16du="http://schemas.microsoft.com/office/word/2023/wordml/word16du" xmlns:w16sdtdh="http://schemas.microsoft.com/office/word/2020/wordml/sdtdatahash" xmlns:w16se="http://schemas.microsoft.com/office/word/2015/wordml/symex" xmlns:wpg="http://schemas.microsoft.com/office/word/2010/wordprocessingGroup" xmlns:wpi="http://schemas.microsoft.com/office/word/2010/wordprocessingInk" xmlns:wne="http://schemas.microsoft.com/office/word/2006/wordml" xmlns:wps="http://schemas.microsoft.com/office/word/2010/wordprocessingShape" mc:Ignorable="w14 w15 w16se w16cid w16 w16cex w16sdtdh w16du wp14">
+<w:ftr xmlns:wpc="http://schemas.microsoft.com/office/word/2010/wordprocessingCanvas" xmlns:cx="http://schemas.microsoft.com/office/drawing/2014/chartex" xmlns:cx1="http://schemas.microsoft.com/office/drawing/2015/9/8/chartex" xmlns:cx2="http://schemas.microsoft.com/office/drawing/2015/10/21/chartex" xmlns:cx3="http://schemas.microsoft.com/office/drawing/2016/5/9/chartex" xmlns:cx4="http://schemas.microsoft.com/office/drawing/2016/5/10/chartex" xmlns:cx5="http://schemas.microsoft.com/office/drawing/2016/5/11/chartex" xmlns:cx6="http://schemas.microsoft.com/office/drawing/2016/5/12/chartex" xmlns:cx7="http://schemas.microsoft.com/office/drawing/2016/5/13/chartex" xmlns:cx8="http://schemas.microsoft.com/office/drawing/2016/5/14/chartex" xmlns:mc="http://schemas.openxmlformats.org/markup-compatibility/2006" xmlns:aink="http://schemas.microsoft.com/office/drawing/2016/ink" xmlns:am3d="http://schemas.microsoft.com/office/drawing/2017/model3d" xmlns:o="urn:schemas-microsoft-com:office:office" xmlns:oel="http://schemas.microsoft.com/office/2019/extlst" xmlns:r="http://schemas.openxmlformats.org/officeDocument/2006/relationships" xmlns:m="http://schemas.openxmlformats.org/officeDocument/2006/math" xmlns:v="urn:schemas-microsoft-com:vml" xmlns:wp14="http://schemas.microsoft.com/office/word/2010/wordprocessingDrawing" xmlns:wp="http://schemas.openxmlformats.org/drawingml/2006/wordprocessingDrawing" xmlns:w10="urn:schemas-microsoft-com:office:word" xmlns:w="http://schemas.openxmlformats.org/wordprocessingml/2006/main" xmlns:w14="http://schemas.microsoft.com/office/word/2010/wordml" xmlns:w15="http://schemas.microsoft.com/office/word/2012/wordml" xmlns:w16cex="http://schemas.microsoft.com/office/word/2018/wordml/cex" xmlns:w16cid="http://schemas.microsoft.com/office/word/2016/wordml/cid" xmlns:w16="http://schemas.microsoft.com/office/word/2018/wordml" xmlns:w16du="http://schemas.microsoft.com/office/word/2023/wordml/word16du" xmlns:w16sdtdh="http://schemas.microsoft.com/office/word/2020/wordml/sdtdatahash" xmlns:w16sdtfl="http://schemas.microsoft.com/office/word/2024/wordml/sdtformatlock" xmlns:w16se="http://schemas.microsoft.com/office/word/2015/wordml/symex" xmlns:wpg="http://schemas.microsoft.com/office/word/2010/wordprocessingGroup" xmlns:wpi="http://schemas.microsoft.com/office/word/2010/wordprocessingInk" xmlns:wne="http://schemas.microsoft.com/office/word/2006/wordml" xmlns:wps="http://schemas.microsoft.com/office/word/2010/wordprocessingShape" mc:Ignorable="w14 w15 w16se w16cid w16 w16cex w16sdtdh w16sdtfl w16du wp14">
   <w:p>
     <w:pPr>
       <w:tabs>
@@ -2058,7 +2231,7 @@
 </file>
 
 <file path=word/footnotes.xml><?xml version="1.0" encoding="utf-8"?>
-<w:footnotes xmlns:wpc="http://schemas.microsoft.com/office/word/2010/wordprocessingCanvas" xmlns:cx="http://schemas.microsoft.com/office/drawing/2014/chartex" xmlns:cx1="http://schemas.microsoft.com/office/drawing/2015/9/8/chartex" xmlns:cx2="http://schemas.microsoft.com/office/drawing/2015/10/21/chartex" xmlns:cx3="http://schemas.microsoft.com/office/drawing/2016/5/9/chartex" xmlns:cx4="http://schemas.microsoft.com/office/drawing/2016/5/10/chartex" xmlns:cx5="http://schemas.microsoft.com/office/drawing/2016/5/11/chartex" xmlns:cx6="http://schemas.microsoft.com/office/drawing/2016/5/12/chartex" xmlns:cx7="http://schemas.microsoft.com/office/drawing/2016/5/13/chartex" xmlns:cx8="http://schemas.microsoft.com/office/drawing/2016/5/14/chartex" xmlns:mc="http://schemas.openxmlformats.org/markup-compatibility/2006" xmlns:aink="http://schemas.microsoft.com/office/drawing/2016/ink" xmlns:am3d="http://schemas.microsoft.com/office/drawing/2017/model3d" xmlns:o="urn:schemas-microsoft-com:office:office" xmlns:oel="http://schemas.microsoft.com/office/2019/extlst" xmlns:r="http://schemas.openxmlformats.org/officeDocument/2006/relationships" xmlns:m="http://schemas.openxmlformats.org/officeDocument/2006/math" xmlns:v="urn:schemas-microsoft-com:vml" xmlns:wp14="http://schemas.microsoft.com/office/word/2010/wordprocessingDrawing" xmlns:wp="http://schemas.openxmlformats.org/drawingml/2006/wordprocessingDrawing" xmlns:w10="urn:schemas-microsoft-com:office:word" xmlns:w="http://schemas.openxmlformats.org/wordprocessingml/2006/main" xmlns:w14="http://schemas.microsoft.com/office/word/2010/wordml" xmlns:w15="http://schemas.microsoft.com/office/word/2012/wordml" xmlns:w16cex="http://schemas.microsoft.com/office/word/2018/wordml/cex" xmlns:w16cid="http://schemas.microsoft.com/office/word/2016/wordml/cid" xmlns:w16="http://schemas.microsoft.com/office/word/2018/wordml" xmlns:w16du="http://schemas.microsoft.com/office/word/2023/wordml/word16du" xmlns:w16sdtdh="http://schemas.microsoft.com/office/word/2020/wordml/sdtdatahash" xmlns:w16se="http://schemas.microsoft.com/office/word/2015/wordml/symex" xmlns:wpg="http://schemas.microsoft.com/office/word/2010/wordprocessingGroup" xmlns:wpi="http://schemas.microsoft.com/office/word/2010/wordprocessingInk" xmlns:wne="http://schemas.microsoft.com/office/word/2006/wordml" xmlns:wps="http://schemas.microsoft.com/office/word/2010/wordprocessingShape" mc:Ignorable="w14 w15 w16se w16cid w16 w16cex w16sdtdh w16du wp14">
+<w:footnotes xmlns:wpc="http://schemas.microsoft.com/office/word/2010/wordprocessingCanvas" xmlns:cx="http://schemas.microsoft.com/office/drawing/2014/chartex" xmlns:cx1="http://schemas.microsoft.com/office/drawing/2015/9/8/chartex" xmlns:cx2="http://schemas.microsoft.com/office/drawing/2015/10/21/chartex" xmlns:cx3="http://schemas.microsoft.com/office/drawing/2016/5/9/chartex" xmlns:cx4="http://schemas.microsoft.com/office/drawing/2016/5/10/chartex" xmlns:cx5="http://schemas.microsoft.com/office/drawing/2016/5/11/chartex" xmlns:cx6="http://schemas.microsoft.com/office/drawing/2016/5/12/chartex" xmlns:cx7="http://schemas.microsoft.com/office/drawing/2016/5/13/chartex" xmlns:cx8="http://schemas.microsoft.com/office/drawing/2016/5/14/chartex" xmlns:mc="http://schemas.openxmlformats.org/markup-compatibility/2006" xmlns:aink="http://schemas.microsoft.com/office/drawing/2016/ink" xmlns:am3d="http://schemas.microsoft.com/office/drawing/2017/model3d" xmlns:o="urn:schemas-microsoft-com:office:office" xmlns:oel="http://schemas.microsoft.com/office/2019/extlst" xmlns:r="http://schemas.openxmlformats.org/officeDocument/2006/relationships" xmlns:m="http://schemas.openxmlformats.org/officeDocument/2006/math" xmlns:v="urn:schemas-microsoft-com:vml" xmlns:wp14="http://schemas.microsoft.com/office/word/2010/wordprocessingDrawing" xmlns:wp="http://schemas.openxmlformats.org/drawingml/2006/wordprocessingDrawing" xmlns:w10="urn:schemas-microsoft-com:office:word" xmlns:w="http://schemas.openxmlformats.org/wordprocessingml/2006/main" xmlns:w14="http://schemas.microsoft.com/office/word/2010/wordml" xmlns:w15="http://schemas.microsoft.com/office/word/2012/wordml" xmlns:w16cex="http://schemas.microsoft.com/office/word/2018/wordml/cex" xmlns:w16cid="http://schemas.microsoft.com/office/word/2016/wordml/cid" xmlns:w16="http://schemas.microsoft.com/office/word/2018/wordml" xmlns:w16du="http://schemas.microsoft.com/office/word/2023/wordml/word16du" xmlns:w16sdtdh="http://schemas.microsoft.com/office/word/2020/wordml/sdtdatahash" xmlns:w16sdtfl="http://schemas.microsoft.com/office/word/2024/wordml/sdtformatlock" xmlns:w16se="http://schemas.microsoft.com/office/word/2015/wordml/symex" xmlns:wpg="http://schemas.microsoft.com/office/word/2010/wordprocessingGroup" xmlns:wpi="http://schemas.microsoft.com/office/word/2010/wordprocessingInk" xmlns:wne="http://schemas.microsoft.com/office/word/2006/wordml" xmlns:wps="http://schemas.microsoft.com/office/word/2010/wordprocessingShape" mc:Ignorable="w14 w15 w16se w16cid w16 w16cex w16sdtdh w16sdtfl w16du wp14">
   <w:footnote w:type="separator" w:id="-1">
     <w:p>
       <w:r>
@@ -2077,7 +2250,7 @@
 </file>
 
 <file path=word/header1.xml><?xml version="1.0" encoding="utf-8"?>
-<w:hdr xmlns:wpc="http://schemas.microsoft.com/office/word/2010/wordprocessingCanvas" xmlns:cx="http://schemas.microsoft.com/office/drawing/2014/chartex" xmlns:cx1="http://schemas.microsoft.com/office/drawing/2015/9/8/chartex" xmlns:cx2="http://schemas.microsoft.com/office/drawing/2015/10/21/chartex" xmlns:cx3="http://schemas.microsoft.com/office/drawing/2016/5/9/chartex" xmlns:cx4="http://schemas.microsoft.com/office/drawing/2016/5/10/chartex" xmlns:cx5="http://schemas.microsoft.com/office/drawing/2016/5/11/chartex" xmlns:cx6="http://schemas.microsoft.com/office/drawing/2016/5/12/chartex" xmlns:cx7="http://schemas.microsoft.com/office/drawing/2016/5/13/chartex" xmlns:cx8="http://schemas.microsoft.com/office/drawing/2016/5/14/chartex" xmlns:mc="http://schemas.openxmlformats.org/markup-compatibility/2006" xmlns:aink="http://schemas.microsoft.com/office/drawing/2016/ink" xmlns:am3d="http://schemas.microsoft.com/office/drawing/2017/model3d" xmlns:o="urn:schemas-microsoft-com:office:office" xmlns:oel="http://schemas.microsoft.com/office/2019/extlst" xmlns:r="http://schemas.openxmlformats.org/officeDocument/2006/relationships" xmlns:m="http://schemas.openxmlformats.org/officeDocument/2006/math" xmlns:v="urn:schemas-microsoft-com:vml" xmlns:wp14="http://schemas.microsoft.com/office/word/2010/wordprocessingDrawing" xmlns:wp="http://schemas.openxmlformats.org/drawingml/2006/wordprocessingDrawing" xmlns:w10="urn:schemas-microsoft-com:office:word" xmlns:w="http://schemas.openxmlformats.org/wordprocessingml/2006/main" xmlns:w14="http://schemas.microsoft.com/office/word/2010/wordml" xmlns:w15="http://schemas.microsoft.com/office/word/2012/wordml" xmlns:w16cex="http://schemas.microsoft.com/office/word/2018/wordml/cex" xmlns:w16cid="http://schemas.microsoft.com/office/word/2016/wordml/cid" xmlns:w16="http://schemas.microsoft.com/office/word/2018/wordml" xmlns:w16du="http://schemas.microsoft.com/office/word/2023/wordml/word16du" xmlns:w16sdtdh="http://schemas.microsoft.com/office/word/2020/wordml/sdtdatahash" xmlns:w16se="http://schemas.microsoft.com/office/word/2015/wordml/symex" xmlns:wpg="http://schemas.microsoft.com/office/word/2010/wordprocessingGroup" xmlns:wpi="http://schemas.microsoft.com/office/word/2010/wordprocessingInk" xmlns:wne="http://schemas.microsoft.com/office/word/2006/wordml" xmlns:wps="http://schemas.microsoft.com/office/word/2010/wordprocessingShape" mc:Ignorable="w14 w15 w16se w16cid w16 w16cex w16sdtdh w16du wp14">
+<w:hdr xmlns:wpc="http://schemas.microsoft.com/office/word/2010/wordprocessingCanvas" xmlns:cx="http://schemas.microsoft.com/office/drawing/2014/chartex" xmlns:cx1="http://schemas.microsoft.com/office/drawing/2015/9/8/chartex" xmlns:cx2="http://schemas.microsoft.com/office/drawing/2015/10/21/chartex" xmlns:cx3="http://schemas.microsoft.com/office/drawing/2016/5/9/chartex" xmlns:cx4="http://schemas.microsoft.com/office/drawing/2016/5/10/chartex" xmlns:cx5="http://schemas.microsoft.com/office/drawing/2016/5/11/chartex" xmlns:cx6="http://schemas.microsoft.com/office/drawing/2016/5/12/chartex" xmlns:cx7="http://schemas.microsoft.com/office/drawing/2016/5/13/chartex" xmlns:cx8="http://schemas.microsoft.com/office/drawing/2016/5/14/chartex" xmlns:mc="http://schemas.openxmlformats.org/markup-compatibility/2006" xmlns:aink="http://schemas.microsoft.com/office/drawing/2016/ink" xmlns:am3d="http://schemas.microsoft.com/office/drawing/2017/model3d" xmlns:o="urn:schemas-microsoft-com:office:office" xmlns:oel="http://schemas.microsoft.com/office/2019/extlst" xmlns:r="http://schemas.openxmlformats.org/officeDocument/2006/relationships" xmlns:m="http://schemas.openxmlformats.org/officeDocument/2006/math" xmlns:v="urn:schemas-microsoft-com:vml" xmlns:wp14="http://schemas.microsoft.com/office/word/2010/wordprocessingDrawing" xmlns:wp="http://schemas.openxmlformats.org/drawingml/2006/wordprocessingDrawing" xmlns:w10="urn:schemas-microsoft-com:office:word" xmlns:w="http://schemas.openxmlformats.org/wordprocessingml/2006/main" xmlns:w14="http://schemas.microsoft.com/office/word/2010/wordml" xmlns:w15="http://schemas.microsoft.com/office/word/2012/wordml" xmlns:w16cex="http://schemas.microsoft.com/office/word/2018/wordml/cex" xmlns:w16cid="http://schemas.microsoft.com/office/word/2016/wordml/cid" xmlns:w16="http://schemas.microsoft.com/office/word/2018/wordml" xmlns:w16du="http://schemas.microsoft.com/office/word/2023/wordml/word16du" xmlns:w16sdtdh="http://schemas.microsoft.com/office/word/2020/wordml/sdtdatahash" xmlns:w16sdtfl="http://schemas.microsoft.com/office/word/2024/wordml/sdtformatlock" xmlns:w16se="http://schemas.microsoft.com/office/word/2015/wordml/symex" xmlns:wpg="http://schemas.microsoft.com/office/word/2010/wordprocessingGroup" xmlns:wpi="http://schemas.microsoft.com/office/word/2010/wordprocessingInk" xmlns:wne="http://schemas.microsoft.com/office/word/2006/wordml" xmlns:wps="http://schemas.microsoft.com/office/word/2010/wordprocessingShape" mc:Ignorable="w14 w15 w16se w16cid w16 w16cex w16sdtdh w16sdtfl w16du wp14">
   <w:p>
     <w:pPr>
       <w:pStyle w:val="WP9Header"/>
@@ -2208,7 +2381,7 @@
 </file>
 
 <file path=word/header2.xml><?xml version="1.0" encoding="utf-8"?>
-<w:hdr xmlns:wpc="http://schemas.microsoft.com/office/word/2010/wordprocessingCanvas" xmlns:cx="http://schemas.microsoft.com/office/drawing/2014/chartex" xmlns:cx1="http://schemas.microsoft.com/office/drawing/2015/9/8/chartex" xmlns:cx2="http://schemas.microsoft.com/office/drawing/2015/10/21/chartex" xmlns:cx3="http://schemas.microsoft.com/office/drawing/2016/5/9/chartex" xmlns:cx4="http://schemas.microsoft.com/office/drawing/2016/5/10/chartex" xmlns:cx5="http://schemas.microsoft.com/office/drawing/2016/5/11/chartex" xmlns:cx6="http://schemas.microsoft.com/office/drawing/2016/5/12/chartex" xmlns:cx7="http://schemas.microsoft.com/office/drawing/2016/5/13/chartex" xmlns:cx8="http://schemas.microsoft.com/office/drawing/2016/5/14/chartex" xmlns:mc="http://schemas.openxmlformats.org/markup-compatibility/2006" xmlns:aink="http://schemas.microsoft.com/office/drawing/2016/ink" xmlns:am3d="http://schemas.microsoft.com/office/drawing/2017/model3d" xmlns:o="urn:schemas-microsoft-com:office:office" xmlns:oel="http://schemas.microsoft.com/office/2019/extlst" xmlns:r="http://schemas.openxmlformats.org/officeDocument/2006/relationships" xmlns:m="http://schemas.openxmlformats.org/officeDocument/2006/math" xmlns:v="urn:schemas-microsoft-com:vml" xmlns:wp14="http://schemas.microsoft.com/office/word/2010/wordprocessingDrawing" xmlns:wp="http://schemas.openxmlformats.org/drawingml/2006/wordprocessingDrawing" xmlns:w10="urn:schemas-microsoft-com:office:word" xmlns:w="http://schemas.openxmlformats.org/wordprocessingml/2006/main" xmlns:w14="http://schemas.microsoft.com/office/word/2010/wordml" xmlns:w15="http://schemas.microsoft.com/office/word/2012/wordml" xmlns:w16cex="http://schemas.microsoft.com/office/word/2018/wordml/cex" xmlns:w16cid="http://schemas.microsoft.com/office/word/2016/wordml/cid" xmlns:w16="http://schemas.microsoft.com/office/word/2018/wordml" xmlns:w16du="http://schemas.microsoft.com/office/word/2023/wordml/word16du" xmlns:w16sdtdh="http://schemas.microsoft.com/office/word/2020/wordml/sdtdatahash" xmlns:w16se="http://schemas.microsoft.com/office/word/2015/wordml/symex" xmlns:wpg="http://schemas.microsoft.com/office/word/2010/wordprocessingGroup" xmlns:wpi="http://schemas.microsoft.com/office/word/2010/wordprocessingInk" xmlns:wne="http://schemas.microsoft.com/office/word/2006/wordml" xmlns:wps="http://schemas.microsoft.com/office/word/2010/wordprocessingShape" mc:Ignorable="w14 w15 w16se w16cid w16 w16cex w16sdtdh w16du wp14">
+<w:hdr xmlns:wpc="http://schemas.microsoft.com/office/word/2010/wordprocessingCanvas" xmlns:cx="http://schemas.microsoft.com/office/drawing/2014/chartex" xmlns:cx1="http://schemas.microsoft.com/office/drawing/2015/9/8/chartex" xmlns:cx2="http://schemas.microsoft.com/office/drawing/2015/10/21/chartex" xmlns:cx3="http://schemas.microsoft.com/office/drawing/2016/5/9/chartex" xmlns:cx4="http://schemas.microsoft.com/office/drawing/2016/5/10/chartex" xmlns:cx5="http://schemas.microsoft.com/office/drawing/2016/5/11/chartex" xmlns:cx6="http://schemas.microsoft.com/office/drawing/2016/5/12/chartex" xmlns:cx7="http://schemas.microsoft.com/office/drawing/2016/5/13/chartex" xmlns:cx8="http://schemas.microsoft.com/office/drawing/2016/5/14/chartex" xmlns:mc="http://schemas.openxmlformats.org/markup-compatibility/2006" xmlns:aink="http://schemas.microsoft.com/office/drawing/2016/ink" xmlns:am3d="http://schemas.microsoft.com/office/drawing/2017/model3d" xmlns:o="urn:schemas-microsoft-com:office:office" xmlns:oel="http://schemas.microsoft.com/office/2019/extlst" xmlns:r="http://schemas.openxmlformats.org/officeDocument/2006/relationships" xmlns:m="http://schemas.openxmlformats.org/officeDocument/2006/math" xmlns:v="urn:schemas-microsoft-com:vml" xmlns:wp14="http://schemas.microsoft.com/office/word/2010/wordprocessingDrawing" xmlns:wp="http://schemas.openxmlformats.org/drawingml/2006/wordprocessingDrawing" xmlns:w10="urn:schemas-microsoft-com:office:word" xmlns:w="http://schemas.openxmlformats.org/wordprocessingml/2006/main" xmlns:w14="http://schemas.microsoft.com/office/word/2010/wordml" xmlns:w15="http://schemas.microsoft.com/office/word/2012/wordml" xmlns:w16cex="http://schemas.microsoft.com/office/word/2018/wordml/cex" xmlns:w16cid="http://schemas.microsoft.com/office/word/2016/wordml/cid" xmlns:w16="http://schemas.microsoft.com/office/word/2018/wordml" xmlns:w16du="http://schemas.microsoft.com/office/word/2023/wordml/word16du" xmlns:w16sdtdh="http://schemas.microsoft.com/office/word/2020/wordml/sdtdatahash" xmlns:w16sdtfl="http://schemas.microsoft.com/office/word/2024/wordml/sdtformatlock" xmlns:w16se="http://schemas.microsoft.com/office/word/2015/wordml/symex" xmlns:wpg="http://schemas.microsoft.com/office/word/2010/wordprocessingGroup" xmlns:wpi="http://schemas.microsoft.com/office/word/2010/wordprocessingInk" xmlns:wne="http://schemas.microsoft.com/office/word/2006/wordml" xmlns:wps="http://schemas.microsoft.com/office/word/2010/wordprocessingShape" mc:Ignorable="w14 w15 w16se w16cid w16 w16cex w16sdtdh w16sdtfl w16du wp14">
   <w:p>
     <w:pPr>
       <w:pStyle w:val="Header"/>
@@ -2311,7 +2484,7 @@
 </file>
 
 <file path=word/numbering.xml><?xml version="1.0" encoding="utf-8"?>
-<w:numbering xmlns:wpc="http://schemas.microsoft.com/office/word/2010/wordprocessingCanvas" xmlns:cx="http://schemas.microsoft.com/office/drawing/2014/chartex" xmlns:cx1="http://schemas.microsoft.com/office/drawing/2015/9/8/chartex" xmlns:cx2="http://schemas.microsoft.com/office/drawing/2015/10/21/chartex" xmlns:cx3="http://schemas.microsoft.com/office/drawing/2016/5/9/chartex" xmlns:cx4="http://schemas.microsoft.com/office/drawing/2016/5/10/chartex" xmlns:cx5="http://schemas.microsoft.com/office/drawing/2016/5/11/chartex" xmlns:cx6="http://schemas.microsoft.com/office/drawing/2016/5/12/chartex" xmlns:cx7="http://schemas.microsoft.com/office/drawing/2016/5/13/chartex" xmlns:cx8="http://schemas.microsoft.com/office/drawing/2016/5/14/chartex" xmlns:mc="http://schemas.openxmlformats.org/markup-compatibility/2006" xmlns:aink="http://schemas.microsoft.com/office/drawing/2016/ink" xmlns:am3d="http://schemas.microsoft.com/office/drawing/2017/model3d" xmlns:o="urn:schemas-microsoft-com:office:office" xmlns:oel="http://schemas.microsoft.com/office/2019/extlst" xmlns:r="http://schemas.openxmlformats.org/officeDocument/2006/relationships" xmlns:m="http://schemas.openxmlformats.org/officeDocument/2006/math" xmlns:v="urn:schemas-microsoft-com:vml" xmlns:wp14="http://schemas.microsoft.com/office/word/2010/wordprocessingDrawing" xmlns:wp="http://schemas.openxmlformats.org/drawingml/2006/wordprocessingDrawing" xmlns:w10="urn:schemas-microsoft-com:office:word" xmlns:w="http://schemas.openxmlformats.org/wordprocessingml/2006/main" xmlns:w14="http://schemas.microsoft.com/office/word/2010/wordml" xmlns:w15="http://schemas.microsoft.com/office/word/2012/wordml" xmlns:w16cex="http://schemas.microsoft.com/office/word/2018/wordml/cex" xmlns:w16cid="http://schemas.microsoft.com/office/word/2016/wordml/cid" xmlns:w16="http://schemas.microsoft.com/office/word/2018/wordml" xmlns:w16du="http://schemas.microsoft.com/office/word/2023/wordml/word16du" xmlns:w16sdtdh="http://schemas.microsoft.com/office/word/2020/wordml/sdtdatahash" xmlns:w16se="http://schemas.microsoft.com/office/word/2015/wordml/symex" xmlns:wpg="http://schemas.microsoft.com/office/word/2010/wordprocessingGroup" xmlns:wpi="http://schemas.microsoft.com/office/word/2010/wordprocessingInk" xmlns:wne="http://schemas.microsoft.com/office/word/2006/wordml" xmlns:wps="http://schemas.microsoft.com/office/word/2010/wordprocessingShape" mc:Ignorable="w14 w15 w16se w16cid w16 w16cex w16sdtdh w16du wp14">
+<w:numbering xmlns:wpc="http://schemas.microsoft.com/office/word/2010/wordprocessingCanvas" xmlns:cx="http://schemas.microsoft.com/office/drawing/2014/chartex" xmlns:cx1="http://schemas.microsoft.com/office/drawing/2015/9/8/chartex" xmlns:cx2="http://schemas.microsoft.com/office/drawing/2015/10/21/chartex" xmlns:cx3="http://schemas.microsoft.com/office/drawing/2016/5/9/chartex" xmlns:cx4="http://schemas.microsoft.com/office/drawing/2016/5/10/chartex" xmlns:cx5="http://schemas.microsoft.com/office/drawing/2016/5/11/chartex" xmlns:cx6="http://schemas.microsoft.com/office/drawing/2016/5/12/chartex" xmlns:cx7="http://schemas.microsoft.com/office/drawing/2016/5/13/chartex" xmlns:cx8="http://schemas.microsoft.com/office/drawing/2016/5/14/chartex" xmlns:mc="http://schemas.openxmlformats.org/markup-compatibility/2006" xmlns:aink="http://schemas.microsoft.com/office/drawing/2016/ink" xmlns:am3d="http://schemas.microsoft.com/office/drawing/2017/model3d" xmlns:o="urn:schemas-microsoft-com:office:office" xmlns:oel="http://schemas.microsoft.com/office/2019/extlst" xmlns:r="http://schemas.openxmlformats.org/officeDocument/2006/relationships" xmlns:m="http://schemas.openxmlformats.org/officeDocument/2006/math" xmlns:v="urn:schemas-microsoft-com:vml" xmlns:wp14="http://schemas.microsoft.com/office/word/2010/wordprocessingDrawing" xmlns:wp="http://schemas.openxmlformats.org/drawingml/2006/wordprocessingDrawing" xmlns:w10="urn:schemas-microsoft-com:office:word" xmlns:w="http://schemas.openxmlformats.org/wordprocessingml/2006/main" xmlns:w14="http://schemas.microsoft.com/office/word/2010/wordml" xmlns:w15="http://schemas.microsoft.com/office/word/2012/wordml" xmlns:w16cex="http://schemas.microsoft.com/office/word/2018/wordml/cex" xmlns:w16cid="http://schemas.microsoft.com/office/word/2016/wordml/cid" xmlns:w16="http://schemas.microsoft.com/office/word/2018/wordml" xmlns:w16du="http://schemas.microsoft.com/office/word/2023/wordml/word16du" xmlns:w16sdtdh="http://schemas.microsoft.com/office/word/2020/wordml/sdtdatahash" xmlns:w16sdtfl="http://schemas.microsoft.com/office/word/2024/wordml/sdtformatlock" xmlns:w16se="http://schemas.microsoft.com/office/word/2015/wordml/symex" xmlns:wpg="http://schemas.microsoft.com/office/word/2010/wordprocessingGroup" xmlns:wpi="http://schemas.microsoft.com/office/word/2010/wordprocessingInk" xmlns:wne="http://schemas.microsoft.com/office/word/2006/wordml" xmlns:wps="http://schemas.microsoft.com/office/word/2010/wordprocessingShape" mc:Ignorable="w14 w15 w16se w16cid w16 w16cex w16sdtdh w16sdtfl w16du wp14">
   <w:abstractNum w:abstractNumId="0" w15:restartNumberingAfterBreak="0">
     <w:nsid w:val="00D509C3"/>
     <w:multiLevelType w:val="multilevel"/>
@@ -5205,6 +5378,119 @@
     </w:lvl>
   </w:abstractNum>
   <w:abstractNum w:abstractNumId="24" w15:restartNumberingAfterBreak="0">
+    <w:nsid w:val="7D5F02CF"/>
+    <w:multiLevelType w:val="hybridMultilevel"/>
+    <w:tmpl w:val="DB2CA6FC"/>
+    <w:lvl w:ilvl="0" w:tplc="04090001">
+      <w:start w:val="1"/>
+      <w:numFmt w:val="bullet"/>
+      <w:lvlText w:val=""/>
+      <w:lvlJc w:val="left"/>
+      <w:pPr>
+        <w:ind w:left="360" w:hanging="360"/>
+      </w:pPr>
+      <w:rPr>
+        <w:rFonts w:ascii="Symbol" w:hAnsi="Symbol" w:hint="default"/>
+      </w:rPr>
+    </w:lvl>
+    <w:lvl w:ilvl="1" w:tplc="04090003" w:tentative="1">
+      <w:start w:val="1"/>
+      <w:numFmt w:val="bullet"/>
+      <w:lvlText w:val="o"/>
+      <w:lvlJc w:val="left"/>
+      <w:pPr>
+        <w:ind w:left="1080" w:hanging="360"/>
+      </w:pPr>
+      <w:rPr>
+        <w:rFonts w:ascii="Courier New" w:hAnsi="Courier New" w:cs="Courier New" w:hint="default"/>
+      </w:rPr>
+    </w:lvl>
+    <w:lvl w:ilvl="2" w:tplc="04090005" w:tentative="1">
+      <w:start w:val="1"/>
+      <w:numFmt w:val="bullet"/>
+      <w:lvlText w:val=""/>
+      <w:lvlJc w:val="left"/>
+      <w:pPr>
+        <w:ind w:left="1800" w:hanging="360"/>
+      </w:pPr>
+      <w:rPr>
+        <w:rFonts w:ascii="Wingdings" w:hAnsi="Wingdings" w:hint="default"/>
+      </w:rPr>
+    </w:lvl>
+    <w:lvl w:ilvl="3" w:tplc="04090001" w:tentative="1">
+      <w:start w:val="1"/>
+      <w:numFmt w:val="bullet"/>
+      <w:lvlText w:val=""/>
+      <w:lvlJc w:val="left"/>
+      <w:pPr>
+        <w:ind w:left="2520" w:hanging="360"/>
+      </w:pPr>
+      <w:rPr>
+        <w:rFonts w:ascii="Symbol" w:hAnsi="Symbol" w:hint="default"/>
+      </w:rPr>
+    </w:lvl>
+    <w:lvl w:ilvl="4" w:tplc="04090003" w:tentative="1">
+      <w:start w:val="1"/>
+      <w:numFmt w:val="bullet"/>
+      <w:lvlText w:val="o"/>
+      <w:lvlJc w:val="left"/>
+      <w:pPr>
+        <w:ind w:left="3240" w:hanging="360"/>
+      </w:pPr>
+      <w:rPr>
+        <w:rFonts w:ascii="Courier New" w:hAnsi="Courier New" w:cs="Courier New" w:hint="default"/>
+      </w:rPr>
+    </w:lvl>
+    <w:lvl w:ilvl="5" w:tplc="04090005" w:tentative="1">
+      <w:start w:val="1"/>
+      <w:numFmt w:val="bullet"/>
+      <w:lvlText w:val=""/>
+      <w:lvlJc w:val="left"/>
+      <w:pPr>
+        <w:ind w:left="3960" w:hanging="360"/>
+      </w:pPr>
+      <w:rPr>
+        <w:rFonts w:ascii="Wingdings" w:hAnsi="Wingdings" w:hint="default"/>
+      </w:rPr>
+    </w:lvl>
+    <w:lvl w:ilvl="6" w:tplc="04090001" w:tentative="1">
+      <w:start w:val="1"/>
+      <w:numFmt w:val="bullet"/>
+      <w:lvlText w:val=""/>
+      <w:lvlJc w:val="left"/>
+      <w:pPr>
+        <w:ind w:left="4680" w:hanging="360"/>
+      </w:pPr>
+      <w:rPr>
+        <w:rFonts w:ascii="Symbol" w:hAnsi="Symbol" w:hint="default"/>
+      </w:rPr>
+    </w:lvl>
+    <w:lvl w:ilvl="7" w:tplc="04090003" w:tentative="1">
+      <w:start w:val="1"/>
+      <w:numFmt w:val="bullet"/>
+      <w:lvlText w:val="o"/>
+      <w:lvlJc w:val="left"/>
+      <w:pPr>
+        <w:ind w:left="5400" w:hanging="360"/>
+      </w:pPr>
+      <w:rPr>
+        <w:rFonts w:ascii="Courier New" w:hAnsi="Courier New" w:cs="Courier New" w:hint="default"/>
+      </w:rPr>
+    </w:lvl>
+    <w:lvl w:ilvl="8" w:tplc="04090005" w:tentative="1">
+      <w:start w:val="1"/>
+      <w:numFmt w:val="bullet"/>
+      <w:lvlText w:val=""/>
+      <w:lvlJc w:val="left"/>
+      <w:pPr>
+        <w:ind w:left="6120" w:hanging="360"/>
+      </w:pPr>
+      <w:rPr>
+        <w:rFonts w:ascii="Wingdings" w:hAnsi="Wingdings" w:hint="default"/>
+      </w:rPr>
+    </w:lvl>
+  </w:abstractNum>
+  <w:abstractNum w:abstractNumId="25" w15:restartNumberingAfterBreak="0">
     <w:nsid w:val="7DA5782C"/>
     <w:multiLevelType w:val="multilevel"/>
     <w:tmpl w:val="22F6AE3A"/>
@@ -5353,7 +5639,7 @@
       </w:rPr>
     </w:lvl>
   </w:abstractNum>
-  <w:abstractNum w:abstractNumId="25" w15:restartNumberingAfterBreak="0">
+  <w:abstractNum w:abstractNumId="26" w15:restartNumberingAfterBreak="0">
     <w:nsid w:val="7FFD64DE"/>
     <w:multiLevelType w:val="hybridMultilevel"/>
     <w:tmpl w:val="A612788A"/>
@@ -5466,7 +5752,7 @@
       </w:rPr>
     </w:lvl>
   </w:abstractNum>
-  <w:abstractNum w:abstractNumId="26" w15:restartNumberingAfterBreak="0">
+  <w:abstractNum w:abstractNumId="27" w15:restartNumberingAfterBreak="0">
     <w:nsid w:val="7FFD7324"/>
     <w:multiLevelType w:val="hybridMultilevel"/>
     <w:tmpl w:val="D44C1CD4"/>
@@ -5586,13 +5872,13 @@
     <w:abstractNumId w:val="5"/>
   </w:num>
   <w:num w:numId="3" w16cid:durableId="337192671">
-    <w:abstractNumId w:val="26"/>
+    <w:abstractNumId w:val="27"/>
   </w:num>
   <w:num w:numId="4" w16cid:durableId="1861508746">
     <w:abstractNumId w:val="8"/>
   </w:num>
   <w:num w:numId="5" w16cid:durableId="1747608228">
-    <w:abstractNumId w:val="25"/>
+    <w:abstractNumId w:val="26"/>
   </w:num>
   <w:num w:numId="6" w16cid:durableId="1626160050">
     <w:abstractNumId w:val="14"/>
@@ -5652,7 +5938,7 @@
     <w:abstractNumId w:val="1"/>
   </w:num>
   <w:num w:numId="25" w16cid:durableId="924803636">
-    <w:abstractNumId w:val="24"/>
+    <w:abstractNumId w:val="25"/>
   </w:num>
   <w:num w:numId="26" w16cid:durableId="648675500">
     <w:abstractNumId w:val="6"/>
@@ -5660,12 +5946,15 @@
   <w:num w:numId="27" w16cid:durableId="794324574">
     <w:abstractNumId w:val="22"/>
   </w:num>
+  <w:num w:numId="28" w16cid:durableId="476845907">
+    <w:abstractNumId w:val="24"/>
+  </w:num>
   <w:numIdMacAtCleanup w:val="17"/>
 </w:numbering>
 </file>
 
 <file path=word/styles.xml><?xml version="1.0" encoding="utf-8"?>
-<w:styles xmlns:mc="http://schemas.openxmlformats.org/markup-compatibility/2006" xmlns:r="http://schemas.openxmlformats.org/officeDocument/2006/relationships" xmlns:w="http://schemas.openxmlformats.org/wordprocessingml/2006/main" xmlns:w14="http://schemas.microsoft.com/office/word/2010/wordml" xmlns:w15="http://schemas.microsoft.com/office/word/2012/wordml" xmlns:w16cex="http://schemas.microsoft.com/office/word/2018/wordml/cex" xmlns:w16cid="http://schemas.microsoft.com/office/word/2016/wordml/cid" xmlns:w16="http://schemas.microsoft.com/office/word/2018/wordml" xmlns:w16du="http://schemas.microsoft.com/office/word/2023/wordml/word16du" xmlns:w16sdtdh="http://schemas.microsoft.com/office/word/2020/wordml/sdtdatahash" xmlns:w16se="http://schemas.microsoft.com/office/word/2015/wordml/symex" mc:Ignorable="w14 w15 w16se w16cid w16 w16cex w16sdtdh w16du">
+<w:styles xmlns:mc="http://schemas.openxmlformats.org/markup-compatibility/2006" xmlns:r="http://schemas.openxmlformats.org/officeDocument/2006/relationships" xmlns:w="http://schemas.openxmlformats.org/wordprocessingml/2006/main" xmlns:w14="http://schemas.microsoft.com/office/word/2010/wordml" xmlns:w15="http://schemas.microsoft.com/office/word/2012/wordml" xmlns:w16cex="http://schemas.microsoft.com/office/word/2018/wordml/cex" xmlns:w16cid="http://schemas.microsoft.com/office/word/2016/wordml/cid" xmlns:w16="http://schemas.microsoft.com/office/word/2018/wordml" xmlns:w16du="http://schemas.microsoft.com/office/word/2023/wordml/word16du" xmlns:w16sdtdh="http://schemas.microsoft.com/office/word/2020/wordml/sdtdatahash" xmlns:w16sdtfl="http://schemas.microsoft.com/office/word/2024/wordml/sdtformatlock" xmlns:w16se="http://schemas.microsoft.com/office/word/2015/wordml/symex" mc:Ignorable="w14 w15 w16se w16cid w16 w16cex w16sdtdh w16sdtfl w16du">
   <w:docDefaults>
     <w:rPrDefault>
       <w:rPr>
